--- a/book/es/KDP-interior-6x9.docx
+++ b/book/es/KDP-interior-6x9.docx
@@ -8263,6 +8263,120 @@
       </w:pPr>
       <w:r>
         <w:t>Si este libro te ayudó a ver con claridad, lo más amable que puedes hacer es dejar una reseña honesta para que el próximo lector curioso pueda encontrarlo.</w:t>
+      </w:r>
+    </w:p>
+    <w:p>
+      <w:r>
+        <w:br w:type="page"/>
+      </w:r>
+    </w:p>
+    <w:p>
+      <w:pPr>
+        <w:pStyle w:val="ChapHead"/>
+        <w:outlineLvl w:val="1"/>
+      </w:pPr>
+      <w:r>
+        <w:t>Otros libros de Sophie E T</w:t>
+      </w:r>
+    </w:p>
+    <w:p>
+      <w:pPr>
+        <w:pStyle w:val="Body"/>
+      </w:pPr>
+      <w:r>
+        <w:t xml:space="preserve">Si </w:t>
+      </w:r>
+      <w:r>
+        <w:rPr>
+          <w:i/>
+        </w:rPr>
+        <w:t>Mormones: Los Santos de los Últimos Días, Explicados</w:t>
+      </w:r>
+      <w:r>
+        <w:t xml:space="preserve"> te resultó útil, quizá te gusten los demás libros de la serie:</w:t>
+      </w:r>
+    </w:p>
+    <w:p>
+      <w:pPr>
+        <w:pStyle w:val="Body"/>
+      </w:pPr>
+      <w:r>
+        <w:rPr>
+          <w:b/>
+        </w:rPr>
+        <w:t>100 preguntas sobre el mormonismo</w:t>
+      </w:r>
+    </w:p>
+    <w:p>
+      <w:pPr>
+        <w:pStyle w:val="Body"/>
+      </w:pPr>
+      <w:r>
+        <w:t xml:space="preserve">La guía complementaria de preguntas y respuestas: las cien preguntas que la gente más hace sobre los Santos de los Últimos Días, cada una respondida en una página o dos. Ideal para consultar rápido. </w:t>
+      </w:r>
+      <w:r>
+        <w:rPr>
+          <w:i/>
+        </w:rPr>
+        <w:t>Disponible en Amazon.</w:t>
+      </w:r>
+    </w:p>
+    <w:p>
+      <w:pPr>
+        <w:pStyle w:val="Body"/>
+      </w:pPr>
+      <w:r>
+        <w:rPr>
+          <w:b/>
+        </w:rPr>
+        <w:t>Mormons: The Latter-day Saints Explained</w:t>
+      </w:r>
+    </w:p>
+    <w:p>
+      <w:pPr>
+        <w:pStyle w:val="Body"/>
+      </w:pPr>
+      <w:r>
+        <w:t xml:space="preserve">Este mismo libro, en inglés. </w:t>
+      </w:r>
+      <w:r>
+        <w:rPr>
+          <w:i/>
+        </w:rPr>
+        <w:t>Available on Amazon.</w:t>
+      </w:r>
+    </w:p>
+    <w:p>
+      <w:pPr>
+        <w:pStyle w:val="Body"/>
+      </w:pPr>
+      <w:r>
+        <w:rPr>
+          <w:b/>
+        </w:rPr>
+        <w:t>100 Questions About Mormonism</w:t>
+      </w:r>
+    </w:p>
+    <w:p>
+      <w:pPr>
+        <w:pStyle w:val="Body"/>
+      </w:pPr>
+      <w:r>
+        <w:t xml:space="preserve">La versión complementaria en inglés. </w:t>
+      </w:r>
+      <w:r>
+        <w:rPr>
+          <w:i/>
+        </w:rPr>
+        <w:t>Available on Amazon.</w:t>
+      </w:r>
+    </w:p>
+    <w:p>
+      <w:pPr>
+        <w:pStyle w:val="Body"/>
+      </w:pPr>
+      <w:r>
+        <w:t>Gracias por leer, y por tu curiosidad.</w:t>
       </w:r>
     </w:p>
     <w:sectPr>

--- a/book/es/KDP-interior-6x9.docx
+++ b/book/es/KDP-interior-6x9.docx
@@ -215,10 +215,18 @@
     </w:p>
     <w:p>
       <w:pPr>
-        <w:pStyle w:val="ChapHead"/>
-        <w:outlineLvl w:val="1"/>
-      </w:pPr>
-      <w:r>
+        <w:pStyle w:val="Heading2"/>
+        <w:keepNext/>
+        <w:spacing w:before="600" w:after="320"/>
+        <w:jc w:val="center"/>
+      </w:pPr>
+      <w:r>
+        <w:rPr>
+          <w:rFonts w:ascii="Georgia" w:hAnsi="Georgia"/>
+          <w:b/>
+          <w:color w:val="1A1A1A"/>
+          <w:sz w:val="34"/>
+        </w:rPr>
         <w:t>Una nota sobre los nombres: ¿"mormón" o "Santo de los Últimos Días"?</w:t>
       </w:r>
     </w:p>
@@ -341,10 +349,18 @@
     </w:p>
     <w:p>
       <w:pPr>
-        <w:pStyle w:val="PartHead"/>
-        <w:outlineLvl w:val="0"/>
-      </w:pPr>
-      <w:r>
+        <w:pStyle w:val="Heading1"/>
+        <w:keepNext/>
+        <w:spacing w:before="720" w:after="360"/>
+        <w:jc w:val="center"/>
+      </w:pPr>
+      <w:r>
+        <w:rPr>
+          <w:rFonts w:ascii="Georgia" w:hAnsi="Georgia"/>
+          <w:b/>
+          <w:color w:val="1A1A1A"/>
+          <w:sz w:val="48"/>
+        </w:rPr>
         <w:t>Introducción: El Momento Mormón</w:t>
       </w:r>
     </w:p>
@@ -596,10 +612,18 @@
     </w:p>
     <w:p>
       <w:pPr>
-        <w:pStyle w:val="PartHead"/>
-        <w:outlineLvl w:val="0"/>
-      </w:pPr>
-      <w:r>
+        <w:pStyle w:val="Heading1"/>
+        <w:keepNext/>
+        <w:spacing w:before="720" w:after="360"/>
+        <w:jc w:val="center"/>
+      </w:pPr>
+      <w:r>
+        <w:rPr>
+          <w:rFonts w:ascii="Georgia" w:hAnsi="Georgia"/>
+          <w:b/>
+          <w:color w:val="1A1A1A"/>
+          <w:sz w:val="48"/>
+        </w:rPr>
         <w:t>PRIMERA PARTE — ¿Quiénes son en realidad?</w:t>
       </w:r>
     </w:p>
@@ -610,10 +634,18 @@
     </w:p>
     <w:p>
       <w:pPr>
-        <w:pStyle w:val="ChapHead"/>
-        <w:outlineLvl w:val="1"/>
-      </w:pPr>
-      <w:r>
+        <w:pStyle w:val="Heading2"/>
+        <w:keepNext/>
+        <w:spacing w:before="600" w:after="320"/>
+        <w:jc w:val="center"/>
+      </w:pPr>
+      <w:r>
+        <w:rPr>
+          <w:rFonts w:ascii="Georgia" w:hAnsi="Georgia"/>
+          <w:b/>
+          <w:color w:val="1A1A1A"/>
+          <w:sz w:val="34"/>
+        </w:rPr>
         <w:t>Capítulo 1 — De los márgenes a la corriente principal</w:t>
       </w:r>
     </w:p>
@@ -801,10 +833,18 @@
     </w:p>
     <w:p>
       <w:pPr>
-        <w:pStyle w:val="ChapHead"/>
-        <w:outlineLvl w:val="1"/>
-      </w:pPr>
-      <w:r>
+        <w:pStyle w:val="Heading2"/>
+        <w:keepNext/>
+        <w:spacing w:before="600" w:after="320"/>
+        <w:jc w:val="center"/>
+      </w:pPr>
+      <w:r>
+        <w:rPr>
+          <w:rFonts w:ascii="Georgia" w:hAnsi="Georgia"/>
+          <w:b/>
+          <w:color w:val="1A1A1A"/>
+          <w:sz w:val="34"/>
+        </w:rPr>
         <w:t>Capítulo 2 — Un retrato en cifras</w:t>
       </w:r>
     </w:p>
@@ -1109,10 +1149,18 @@
     </w:p>
     <w:p>
       <w:pPr>
-        <w:pStyle w:val="ChapHead"/>
-        <w:outlineLvl w:val="1"/>
-      </w:pPr>
-      <w:r>
+        <w:pStyle w:val="Heading2"/>
+        <w:keepNext/>
+        <w:spacing w:before="600" w:after="320"/>
+        <w:jc w:val="center"/>
+      </w:pPr>
+      <w:r>
+        <w:rPr>
+          <w:rFonts w:ascii="Georgia" w:hAnsi="Georgia"/>
+          <w:b/>
+          <w:color w:val="1A1A1A"/>
+          <w:sz w:val="34"/>
+        </w:rPr>
         <w:t>Capítulo 3 — Lo que los Santos de los Últimos Días realmente creen</w:t>
       </w:r>
     </w:p>
@@ -1452,10 +1500,18 @@
     </w:p>
     <w:p>
       <w:pPr>
-        <w:pStyle w:val="ChapHead"/>
-        <w:outlineLvl w:val="1"/>
-      </w:pPr>
-      <w:r>
+        <w:pStyle w:val="Heading2"/>
+        <w:keepNext/>
+        <w:spacing w:before="600" w:after="320"/>
+        <w:jc w:val="center"/>
+      </w:pPr>
+      <w:r>
+        <w:rPr>
+          <w:rFonts w:ascii="Georgia" w:hAnsi="Georgia"/>
+          <w:b/>
+          <w:color w:val="1A1A1A"/>
+          <w:sz w:val="34"/>
+        </w:rPr>
         <w:t>Capítulo 4 — ¿Son cristianos los mormones?</w:t>
       </w:r>
     </w:p>
@@ -1814,10 +1870,18 @@
     </w:p>
     <w:p>
       <w:pPr>
-        <w:pStyle w:val="PartHead"/>
-        <w:outlineLvl w:val="0"/>
-      </w:pPr>
-      <w:r>
+        <w:pStyle w:val="Heading1"/>
+        <w:keepNext/>
+        <w:spacing w:before="720" w:after="360"/>
+        <w:jc w:val="center"/>
+      </w:pPr>
+      <w:r>
+        <w:rPr>
+          <w:rFonts w:ascii="Georgia" w:hAnsi="Georgia"/>
+          <w:b/>
+          <w:color w:val="1A1A1A"/>
+          <w:sz w:val="48"/>
+        </w:rPr>
         <w:t>SEGUNDA PARTE — La historia: cómo empezó todo</w:t>
       </w:r>
     </w:p>
@@ -1828,10 +1892,18 @@
     </w:p>
     <w:p>
       <w:pPr>
-        <w:pStyle w:val="ChapHead"/>
-        <w:outlineLvl w:val="1"/>
-      </w:pPr>
-      <w:r>
+        <w:pStyle w:val="Heading2"/>
+        <w:keepNext/>
+        <w:spacing w:before="600" w:after="320"/>
+        <w:jc w:val="center"/>
+      </w:pPr>
+      <w:r>
+        <w:rPr>
+          <w:rFonts w:ascii="Georgia" w:hAnsi="Georgia"/>
+          <w:b/>
+          <w:color w:val="1A1A1A"/>
+          <w:sz w:val="34"/>
+        </w:rPr>
         <w:t>Capítulo 5 — Un muchacho, una arboleda y una pregunta</w:t>
       </w:r>
     </w:p>
@@ -2001,10 +2073,18 @@
     </w:p>
     <w:p>
       <w:pPr>
-        <w:pStyle w:val="ChapHead"/>
-        <w:outlineLvl w:val="1"/>
-      </w:pPr>
-      <w:r>
+        <w:pStyle w:val="Heading2"/>
+        <w:keepNext/>
+        <w:spacing w:before="600" w:after="320"/>
+        <w:jc w:val="center"/>
+      </w:pPr>
+      <w:r>
+        <w:rPr>
+          <w:rFonts w:ascii="Georgia" w:hAnsi="Georgia"/>
+          <w:b/>
+          <w:color w:val="1A1A1A"/>
+          <w:sz w:val="34"/>
+        </w:rPr>
         <w:t>Capítulo 6 — El Libro de Mormón</w:t>
       </w:r>
     </w:p>
@@ -2286,10 +2366,18 @@
     </w:p>
     <w:p>
       <w:pPr>
-        <w:pStyle w:val="ChapHead"/>
-        <w:outlineLvl w:val="1"/>
-      </w:pPr>
-      <w:r>
+        <w:pStyle w:val="Heading2"/>
+        <w:keepNext/>
+        <w:spacing w:before="600" w:after="320"/>
+        <w:jc w:val="center"/>
+      </w:pPr>
+      <w:r>
+        <w:rPr>
+          <w:rFonts w:ascii="Georgia" w:hAnsi="Georgia"/>
+          <w:b/>
+          <w:color w:val="1A1A1A"/>
+          <w:sz w:val="34"/>
+        </w:rPr>
         <w:t>Capítulo 7 — Persecución, Nauvoo y un asesinato</w:t>
       </w:r>
     </w:p>
@@ -2465,10 +2553,18 @@
     </w:p>
     <w:p>
       <w:pPr>
-        <w:pStyle w:val="ChapHead"/>
-        <w:outlineLvl w:val="1"/>
-      </w:pPr>
-      <w:r>
+        <w:pStyle w:val="Heading2"/>
+        <w:keepNext/>
+        <w:spacing w:before="600" w:after="320"/>
+        <w:jc w:val="center"/>
+      </w:pPr>
+      <w:r>
+        <w:rPr>
+          <w:rFonts w:ascii="Georgia" w:hAnsi="Georgia"/>
+          <w:b/>
+          <w:color w:val="1A1A1A"/>
+          <w:sz w:val="34"/>
+        </w:rPr>
         <w:t>Capítulo 8 — La travesía al Oeste y la creación de una patria</w:t>
       </w:r>
     </w:p>
@@ -2643,10 +2739,18 @@
     </w:p>
     <w:p>
       <w:pPr>
-        <w:pStyle w:val="ChapHead"/>
-        <w:outlineLvl w:val="1"/>
-      </w:pPr>
-      <w:r>
+        <w:pStyle w:val="Heading2"/>
+        <w:keepNext/>
+        <w:spacing w:before="600" w:after="320"/>
+        <w:jc w:val="center"/>
+      </w:pPr>
+      <w:r>
+        <w:rPr>
+          <w:rFonts w:ascii="Georgia" w:hAnsi="Georgia"/>
+          <w:b/>
+          <w:color w:val="1A1A1A"/>
+          <w:sz w:val="34"/>
+        </w:rPr>
         <w:t>Capítulo 9 — La poligamia: el auge, la caída y la larga sombra</w:t>
       </w:r>
     </w:p>
@@ -2857,10 +2961,18 @@
     </w:p>
     <w:p>
       <w:pPr>
-        <w:pStyle w:val="PartHead"/>
-        <w:outlineLvl w:val="0"/>
-      </w:pPr>
-      <w:r>
+        <w:pStyle w:val="Heading1"/>
+        <w:keepNext/>
+        <w:spacing w:before="720" w:after="360"/>
+        <w:jc w:val="center"/>
+      </w:pPr>
+      <w:r>
+        <w:rPr>
+          <w:rFonts w:ascii="Georgia" w:hAnsi="Georgia"/>
+          <w:b/>
+          <w:color w:val="1A1A1A"/>
+          <w:sz w:val="48"/>
+        </w:rPr>
         <w:t>TERCERA PARTE — La vida: la fe en la práctica</w:t>
       </w:r>
     </w:p>
@@ -2871,10 +2983,18 @@
     </w:p>
     <w:p>
       <w:pPr>
-        <w:pStyle w:val="ChapHead"/>
-        <w:outlineLvl w:val="1"/>
-      </w:pPr>
-      <w:r>
+        <w:pStyle w:val="Heading2"/>
+        <w:keepNext/>
+        <w:spacing w:before="600" w:after="320"/>
+        <w:jc w:val="center"/>
+      </w:pPr>
+      <w:r>
+        <w:rPr>
+          <w:rFonts w:ascii="Georgia" w:hAnsi="Georgia"/>
+          <w:b/>
+          <w:color w:val="1A1A1A"/>
+          <w:sz w:val="34"/>
+        </w:rPr>
         <w:t>Capítulo 10 — Dentro de la capilla</w:t>
       </w:r>
     </w:p>
@@ -3307,10 +3427,18 @@
     </w:p>
     <w:p>
       <w:pPr>
-        <w:pStyle w:val="ChapHead"/>
-        <w:outlineLvl w:val="1"/>
-      </w:pPr>
-      <w:r>
+        <w:pStyle w:val="Heading2"/>
+        <w:keepNext/>
+        <w:spacing w:before="600" w:after="320"/>
+        <w:jc w:val="center"/>
+      </w:pPr>
+      <w:r>
+        <w:rPr>
+          <w:rFonts w:ascii="Georgia" w:hAnsi="Georgia"/>
+          <w:b/>
+          <w:color w:val="1A1A1A"/>
+          <w:sz w:val="34"/>
+        </w:rPr>
         <w:t>Capítulo 11 — El templo: el edificio más incomprendido de Estados Unidos</w:t>
       </w:r>
     </w:p>
@@ -3565,10 +3693,18 @@
     </w:p>
     <w:p>
       <w:pPr>
-        <w:pStyle w:val="ChapHead"/>
-        <w:outlineLvl w:val="1"/>
-      </w:pPr>
-      <w:r>
+        <w:pStyle w:val="Heading2"/>
+        <w:keepNext/>
+        <w:spacing w:before="600" w:after="320"/>
+        <w:jc w:val="center"/>
+      </w:pPr>
+      <w:r>
+        <w:rPr>
+          <w:rFonts w:ascii="Georgia" w:hAnsi="Georgia"/>
+          <w:b/>
+          <w:color w:val="1A1A1A"/>
+          <w:sz w:val="34"/>
+        </w:rPr>
         <w:t>Capítulo 12 — La Palabra de Sabiduría: el café, la cafeína y las reglas</w:t>
       </w:r>
     </w:p>
@@ -3880,10 +4016,18 @@
     </w:p>
     <w:p>
       <w:pPr>
-        <w:pStyle w:val="ChapHead"/>
-        <w:outlineLvl w:val="1"/>
-      </w:pPr>
-      <w:r>
+        <w:pStyle w:val="Heading2"/>
+        <w:keepNext/>
+        <w:spacing w:before="600" w:after="320"/>
+        <w:jc w:val="center"/>
+      </w:pPr>
+      <w:r>
+        <w:rPr>
+          <w:rFonts w:ascii="Georgia" w:hAnsi="Georgia"/>
+          <w:b/>
+          <w:color w:val="1A1A1A"/>
+          <w:sz w:val="34"/>
+        </w:rPr>
         <w:t>Capítulo 13 — La misión</w:t>
       </w:r>
     </w:p>
@@ -4075,10 +4219,18 @@
     </w:p>
     <w:p>
       <w:pPr>
-        <w:pStyle w:val="ChapHead"/>
-        <w:outlineLvl w:val="1"/>
-      </w:pPr>
-      <w:r>
+        <w:pStyle w:val="Heading2"/>
+        <w:keepNext/>
+        <w:spacing w:before="600" w:after="320"/>
+        <w:jc w:val="center"/>
+      </w:pPr>
+      <w:r>
+        <w:rPr>
+          <w:rFonts w:ascii="Georgia" w:hAnsi="Georgia"/>
+          <w:b/>
+          <w:color w:val="1A1A1A"/>
+          <w:sz w:val="34"/>
+        </w:rPr>
         <w:t>Capítulo 14 — La familia, el género y las mujeres de la iglesia</w:t>
       </w:r>
     </w:p>
@@ -4298,10 +4450,18 @@
     </w:p>
     <w:p>
       <w:pPr>
-        <w:pStyle w:val="ChapHead"/>
-        <w:outlineLvl w:val="1"/>
-      </w:pPr>
-      <w:r>
+        <w:pStyle w:val="Heading2"/>
+        <w:keepNext/>
+        <w:spacing w:before="600" w:after="320"/>
+        <w:jc w:val="center"/>
+      </w:pPr>
+      <w:r>
+        <w:rPr>
+          <w:rFonts w:ascii="Georgia" w:hAnsi="Georgia"/>
+          <w:b/>
+          <w:color w:val="1A1A1A"/>
+          <w:sz w:val="34"/>
+        </w:rPr>
         <w:t>Capítulo 15 — El diezmo, el bienestar y el negocio de la iglesia</w:t>
       </w:r>
     </w:p>
@@ -4511,10 +4671,18 @@
     </w:p>
     <w:p>
       <w:pPr>
-        <w:pStyle w:val="PartHead"/>
-        <w:outlineLvl w:val="0"/>
-      </w:pPr>
-      <w:r>
+        <w:pStyle w:val="Heading1"/>
+        <w:keepNext/>
+        <w:spacing w:before="720" w:after="360"/>
+        <w:jc w:val="center"/>
+      </w:pPr>
+      <w:r>
+        <w:rPr>
+          <w:rFonts w:ascii="Georgia" w:hAnsi="Georgia"/>
+          <w:b/>
+          <w:color w:val="1A1A1A"/>
+          <w:sz w:val="48"/>
+        </w:rPr>
         <w:t>CUARTA PARTE — Las preguntas difíciles y el futuro</w:t>
       </w:r>
     </w:p>
@@ -4525,10 +4693,18 @@
     </w:p>
     <w:p>
       <w:pPr>
-        <w:pStyle w:val="ChapHead"/>
-        <w:outlineLvl w:val="1"/>
-      </w:pPr>
-      <w:r>
+        <w:pStyle w:val="Heading2"/>
+        <w:keepNext/>
+        <w:spacing w:before="600" w:after="320"/>
+        <w:jc w:val="center"/>
+      </w:pPr>
+      <w:r>
+        <w:rPr>
+          <w:rFonts w:ascii="Georgia" w:hAnsi="Georgia"/>
+          <w:b/>
+          <w:color w:val="1A1A1A"/>
+          <w:sz w:val="34"/>
+        </w:rPr>
         <w:t>Capítulo 16 — La raza y el sacerdocio</w:t>
       </w:r>
     </w:p>
@@ -4775,10 +4951,18 @@
     </w:p>
     <w:p>
       <w:pPr>
-        <w:pStyle w:val="ChapHead"/>
-        <w:outlineLvl w:val="1"/>
-      </w:pPr>
-      <w:r>
+        <w:pStyle w:val="Heading2"/>
+        <w:keepNext/>
+        <w:spacing w:before="600" w:after="320"/>
+        <w:jc w:val="center"/>
+      </w:pPr>
+      <w:r>
+        <w:rPr>
+          <w:rFonts w:ascii="Georgia" w:hAnsi="Georgia"/>
+          <w:b/>
+          <w:color w:val="1A1A1A"/>
+          <w:sz w:val="34"/>
+        </w:rPr>
         <w:t>Capítulo 17 — Los Santos de los Últimos Días LGBTQ+</w:t>
       </w:r>
     </w:p>
@@ -5071,10 +5255,18 @@
     </w:p>
     <w:p>
       <w:pPr>
-        <w:pStyle w:val="ChapHead"/>
-        <w:outlineLvl w:val="1"/>
-      </w:pPr>
-      <w:r>
+        <w:pStyle w:val="Heading2"/>
+        <w:keepNext/>
+        <w:spacing w:before="600" w:after="320"/>
+        <w:jc w:val="center"/>
+      </w:pPr>
+      <w:r>
+        <w:rPr>
+          <w:rFonts w:ascii="Georgia" w:hAnsi="Georgia"/>
+          <w:b/>
+          <w:color w:val="1A1A1A"/>
+          <w:sz w:val="34"/>
+        </w:rPr>
         <w:t>Capítulo 18 — Irse, dudar y la «crisis de fe»</w:t>
       </w:r>
     </w:p>
@@ -5330,10 +5522,18 @@
     </w:p>
     <w:p>
       <w:pPr>
-        <w:pStyle w:val="ChapHead"/>
-        <w:outlineLvl w:val="1"/>
-      </w:pPr>
-      <w:r>
+        <w:pStyle w:val="Heading2"/>
+        <w:keepNext/>
+        <w:spacing w:before="600" w:after="320"/>
+        <w:jc w:val="center"/>
+      </w:pPr>
+      <w:r>
+        <w:rPr>
+          <w:rFonts w:ascii="Georgia" w:hAnsi="Georgia"/>
+          <w:b/>
+          <w:color w:val="1A1A1A"/>
+          <w:sz w:val="34"/>
+        </w:rPr>
         <w:t>Capítulo 19 — Los fundamentalistas: las sectas que conservaron el nombre</w:t>
       </w:r>
     </w:p>
@@ -5559,10 +5759,18 @@
     </w:p>
     <w:p>
       <w:pPr>
-        <w:pStyle w:val="ChapHead"/>
-        <w:outlineLvl w:val="1"/>
-      </w:pPr>
-      <w:r>
+        <w:pStyle w:val="Heading2"/>
+        <w:keepNext/>
+        <w:spacing w:before="600" w:after="320"/>
+        <w:jc w:val="center"/>
+      </w:pPr>
+      <w:r>
+        <w:rPr>
+          <w:rFonts w:ascii="Georgia" w:hAnsi="Georgia"/>
+          <w:b/>
+          <w:color w:val="1A1A1A"/>
+          <w:sz w:val="34"/>
+        </w:rPr>
         <w:t>Capítulo 20 — Los mormones bajo los reflectores: política, negocios y la pantalla</w:t>
       </w:r>
     </w:p>
@@ -5734,10 +5942,18 @@
     </w:p>
     <w:p>
       <w:pPr>
-        <w:pStyle w:val="ChapHead"/>
-        <w:outlineLvl w:val="1"/>
-      </w:pPr>
-      <w:r>
+        <w:pStyle w:val="Heading2"/>
+        <w:keepNext/>
+        <w:spacing w:before="600" w:after="320"/>
+        <w:jc w:val="center"/>
+      </w:pPr>
+      <w:r>
+        <w:rPr>
+          <w:rFonts w:ascii="Georgia" w:hAnsi="Georgia"/>
+          <w:b/>
+          <w:color w:val="1A1A1A"/>
+          <w:sz w:val="34"/>
+        </w:rPr>
         <w:t>Capítulo 21 — Guía del buen vecino</w:t>
       </w:r>
     </w:p>
@@ -5996,10 +6212,18 @@
     </w:p>
     <w:p>
       <w:pPr>
-        <w:pStyle w:val="ChapHead"/>
-        <w:outlineLvl w:val="1"/>
-      </w:pPr>
-      <w:r>
+        <w:pStyle w:val="Heading2"/>
+        <w:keepNext/>
+        <w:spacing w:before="600" w:after="320"/>
+        <w:jc w:val="center"/>
+      </w:pPr>
+      <w:r>
+        <w:rPr>
+          <w:rFonts w:ascii="Georgia" w:hAnsi="Georgia"/>
+          <w:b/>
+          <w:color w:val="1A1A1A"/>
+          <w:sz w:val="34"/>
+        </w:rPr>
         <w:t>Capítulo 22 — Mitos frente a realidad: las preguntas que la gente de verdad hace</w:t>
       </w:r>
     </w:p>
@@ -6824,10 +7048,18 @@
     </w:p>
     <w:p>
       <w:pPr>
-        <w:pStyle w:val="ChapHead"/>
-        <w:outlineLvl w:val="1"/>
-      </w:pPr>
-      <w:r>
+        <w:pStyle w:val="Heading2"/>
+        <w:keepNext/>
+        <w:spacing w:before="600" w:after="320"/>
+        <w:jc w:val="center"/>
+      </w:pPr>
+      <w:r>
+        <w:rPr>
+          <w:rFonts w:ascii="Georgia" w:hAnsi="Georgia"/>
+          <w:b/>
+          <w:color w:val="1A1A1A"/>
+          <w:sz w:val="34"/>
+        </w:rPr>
         <w:t>Capítulo 23 — La fe se vuelve global</w:t>
       </w:r>
     </w:p>
@@ -6940,10 +7172,18 @@
     </w:p>
     <w:p>
       <w:pPr>
-        <w:pStyle w:val="ChapHead"/>
-        <w:outlineLvl w:val="1"/>
-      </w:pPr>
-      <w:r>
+        <w:pStyle w:val="Heading2"/>
+        <w:keepNext/>
+        <w:spacing w:before="600" w:after="320"/>
+        <w:jc w:val="center"/>
+      </w:pPr>
+      <w:r>
+        <w:rPr>
+          <w:rFonts w:ascii="Georgia" w:hAnsi="Georgia"/>
+          <w:b/>
+          <w:color w:val="1A1A1A"/>
+          <w:sz w:val="34"/>
+        </w:rPr>
         <w:t>Capítulo 24 — El futuro de los Santos de los Últimos Días</w:t>
       </w:r>
     </w:p>
@@ -7265,10 +7505,18 @@
     </w:p>
     <w:p>
       <w:pPr>
-        <w:pStyle w:val="PartHead"/>
-        <w:outlineLvl w:val="0"/>
-      </w:pPr>
-      <w:r>
+        <w:pStyle w:val="Heading1"/>
+        <w:keepNext/>
+        <w:spacing w:before="720" w:after="360"/>
+        <w:jc w:val="center"/>
+      </w:pPr>
+      <w:r>
+        <w:rPr>
+          <w:rFonts w:ascii="Georgia" w:hAnsi="Georgia"/>
+          <w:b/>
+          <w:color w:val="1A1A1A"/>
+          <w:sz w:val="48"/>
+        </w:rPr>
         <w:t>MATERIAL FINAL</w:t>
       </w:r>
     </w:p>
@@ -7279,10 +7527,18 @@
     </w:p>
     <w:p>
       <w:pPr>
-        <w:pStyle w:val="ChapHead"/>
-        <w:outlineLvl w:val="1"/>
-      </w:pPr>
-      <w:r>
+        <w:pStyle w:val="Heading2"/>
+        <w:keepNext/>
+        <w:spacing w:before="600" w:after="320"/>
+        <w:jc w:val="center"/>
+      </w:pPr>
+      <w:r>
+        <w:rPr>
+          <w:rFonts w:ascii="Georgia" w:hAnsi="Georgia"/>
+          <w:b/>
+          <w:color w:val="1A1A1A"/>
+          <w:sz w:val="34"/>
+        </w:rPr>
         <w:t>Cronología de los Santos de los Últimos Días</w:t>
       </w:r>
     </w:p>
@@ -7619,10 +7875,18 @@
     </w:p>
     <w:p>
       <w:pPr>
-        <w:pStyle w:val="ChapHead"/>
-        <w:outlineLvl w:val="1"/>
-      </w:pPr>
-      <w:r>
+        <w:pStyle w:val="Heading2"/>
+        <w:keepNext/>
+        <w:spacing w:before="600" w:after="320"/>
+        <w:jc w:val="center"/>
+      </w:pPr>
+      <w:r>
+        <w:rPr>
+          <w:rFonts w:ascii="Georgia" w:hAnsi="Georgia"/>
+          <w:b/>
+          <w:color w:val="1A1A1A"/>
+          <w:sz w:val="34"/>
+        </w:rPr>
         <w:t>Glosario de términos clave</w:t>
       </w:r>
     </w:p>
@@ -8090,10 +8354,18 @@
     </w:p>
     <w:p>
       <w:pPr>
-        <w:pStyle w:val="ChapHead"/>
-        <w:outlineLvl w:val="1"/>
-      </w:pPr>
-      <w:r>
+        <w:pStyle w:val="Heading2"/>
+        <w:keepNext/>
+        <w:spacing w:before="600" w:after="320"/>
+        <w:jc w:val="center"/>
+      </w:pPr>
+      <w:r>
+        <w:rPr>
+          <w:rFonts w:ascii="Georgia" w:hAnsi="Georgia"/>
+          <w:b/>
+          <w:color w:val="1A1A1A"/>
+          <w:sz w:val="34"/>
+        </w:rPr>
         <w:t>Nota sobre lecturas adicionales</w:t>
       </w:r>
     </w:p>
@@ -8197,10 +8469,18 @@
     </w:p>
     <w:p>
       <w:pPr>
-        <w:pStyle w:val="ChapHead"/>
-        <w:outlineLvl w:val="1"/>
-      </w:pPr>
-      <w:r>
+        <w:pStyle w:val="Heading2"/>
+        <w:keepNext/>
+        <w:spacing w:before="600" w:after="320"/>
+        <w:jc w:val="center"/>
+      </w:pPr>
+      <w:r>
+        <w:rPr>
+          <w:rFonts w:ascii="Georgia" w:hAnsi="Georgia"/>
+          <w:b/>
+          <w:color w:val="1A1A1A"/>
+          <w:sz w:val="34"/>
+        </w:rPr>
         <w:t>Unas palabras finales para el lector</w:t>
       </w:r>
     </w:p>
@@ -8236,10 +8516,18 @@
     </w:p>
     <w:p>
       <w:pPr>
-        <w:pStyle w:val="ChapHead"/>
-        <w:outlineLvl w:val="1"/>
-      </w:pPr>
-      <w:r>
+        <w:pStyle w:val="Heading2"/>
+        <w:keepNext/>
+        <w:spacing w:before="600" w:after="320"/>
+        <w:jc w:val="center"/>
+      </w:pPr>
+      <w:r>
+        <w:rPr>
+          <w:rFonts w:ascii="Georgia" w:hAnsi="Georgia"/>
+          <w:b/>
+          <w:color w:val="1A1A1A"/>
+          <w:sz w:val="34"/>
+        </w:rPr>
         <w:t>Sobre este libro</w:t>
       </w:r>
     </w:p>
@@ -8272,10 +8560,18 @@
     </w:p>
     <w:p>
       <w:pPr>
-        <w:pStyle w:val="ChapHead"/>
-        <w:outlineLvl w:val="1"/>
-      </w:pPr>
-      <w:r>
+        <w:pStyle w:val="Heading2"/>
+        <w:keepNext/>
+        <w:spacing w:before="600" w:after="320"/>
+        <w:jc w:val="center"/>
+      </w:pPr>
+      <w:r>
+        <w:rPr>
+          <w:rFonts w:ascii="Georgia" w:hAnsi="Georgia"/>
+          <w:b/>
+          <w:color w:val="1A1A1A"/>
+          <w:sz w:val="34"/>
+        </w:rPr>
         <w:t>Otros libros de Sophie E T</w:t>
       </w:r>
     </w:p>
